--- a/VẬT TƯ CÔNG TY/BIÊN BẢN/BIÊN BẢN BÀN GIAO VẬT TƯ/mẫu bàn giao tài sản.docx
+++ b/VẬT TƯ CÔNG TY/BIÊN BẢN/BIÊN BẢN BÀN GIAO VẬT TƯ/mẫu bàn giao tài sản.docx
@@ -82,7 +82,14 @@
           <w:sz w:val="28"/>
           <w:szCs w:val="28"/>
         </w:rPr>
-        <w:t xml:space="preserve"> 29</w:t>
+        <w:t xml:space="preserve"> </w:t>
+      </w:r>
+      <w:r>
+        <w:rPr>
+          <w:sz w:val="28"/>
+          <w:szCs w:val="28"/>
+        </w:rPr>
+        <w:t>…</w:t>
       </w:r>
       <w:r>
         <w:rPr>
@@ -96,14 +103,7 @@
           <w:sz w:val="28"/>
           <w:szCs w:val="28"/>
         </w:rPr>
-        <w:t>0</w:t>
-      </w:r>
-      <w:r>
-        <w:rPr>
-          <w:sz w:val="28"/>
-          <w:szCs w:val="28"/>
-        </w:rPr>
-        <w:t>3</w:t>
+        <w:t>…</w:t>
       </w:r>
       <w:r>
         <w:rPr>
@@ -117,7 +117,7 @@
           <w:sz w:val="28"/>
           <w:szCs w:val="28"/>
         </w:rPr>
-        <w:t>2026</w:t>
+        <w:t>………</w:t>
       </w:r>
       <w:r>
         <w:rPr>
@@ -131,7 +131,14 @@
           <w:sz w:val="28"/>
           <w:szCs w:val="28"/>
         </w:rPr>
-        <w:t xml:space="preserve"> Gành Dầu, Đặc Khu Phú Quốc, Tỉnh An Giang</w:t>
+        <w:t xml:space="preserve"> </w:t>
+      </w:r>
+      <w:r>
+        <w:rPr>
+          <w:sz w:val="28"/>
+          <w:szCs w:val="28"/>
+        </w:rPr>
+        <w:t>………………………………………………..</w:t>
       </w:r>
     </w:p>
     <w:p>
@@ -305,10 +312,14 @@
     </w:p>
     <w:p>
       <w:pPr>
+        <w:tabs>
+          <w:tab w:val="left" w:leader="dot" w:pos="9072"/>
+        </w:tabs>
         <w:spacing w:after="120" w:line="276" w:lineRule="auto"/>
         <w:rPr>
           <w:sz w:val="28"/>
           <w:szCs w:val="28"/>
+          <w:u w:val="dotted"/>
         </w:rPr>
       </w:pPr>
       <w:r>
@@ -320,12 +331,38 @@
       </w:r>
       <w:r>
         <w:rPr>
-          <w:b/>
-          <w:bCs/>
-          <w:sz w:val="28"/>
-          <w:szCs w:val="28"/>
-        </w:rPr>
-        <w:t>PHẠM THANH THÔNG</w:t>
+          <w:sz w:val="28"/>
+          <w:szCs w:val="28"/>
+        </w:rPr>
+        <w:tab/>
+      </w:r>
+      <w:r>
+        <w:rPr>
+          <w:sz w:val="28"/>
+          <w:szCs w:val="28"/>
+        </w:rPr>
+        <w:tab/>
+      </w:r>
+      <w:r>
+        <w:rPr>
+          <w:sz w:val="28"/>
+          <w:szCs w:val="28"/>
+        </w:rPr>
+        <w:tab/>
+      </w:r>
+      <w:r>
+        <w:rPr>
+          <w:sz w:val="28"/>
+          <w:szCs w:val="28"/>
+        </w:rPr>
+        <w:tab/>
+      </w:r>
+      <w:r>
+        <w:rPr>
+          <w:sz w:val="28"/>
+          <w:szCs w:val="28"/>
+        </w:rPr>
+        <w:tab/>
       </w:r>
     </w:p>
     <w:p>
@@ -382,29 +419,40 @@
           </w:tcPr>
           <w:p>
             <w:pPr>
-              <w:spacing w:after="120" w:line="276" w:lineRule="auto"/>
-              <w:rPr>
-                <w:rFonts w:eastAsia="Calibri"/>
-                <w:sz w:val="28"/>
-                <w:szCs w:val="28"/>
-              </w:rPr>
-            </w:pPr>
-            <w:r>
-              <w:rPr>
-                <w:rFonts w:eastAsia="Calibri"/>
-                <w:sz w:val="28"/>
-                <w:szCs w:val="28"/>
-              </w:rPr>
-              <w:t xml:space="preserve">Điện thoại: </w:t>
-            </w:r>
-            <w:r>
-              <w:rPr>
-                <w:b/>
-                <w:bCs/>
-                <w:sz w:val="28"/>
-                <w:szCs w:val="28"/>
-              </w:rPr>
-              <w:t>0785 967 358</w:t>
+              <w:tabs>
+                <w:tab w:val="left" w:pos="4536"/>
+                <w:tab w:val="left" w:leader="dot" w:pos="9072"/>
+              </w:tabs>
+              <w:spacing w:after="120" w:line="276" w:lineRule="auto"/>
+              <w:rPr>
+                <w:rFonts w:eastAsia="Calibri"/>
+                <w:sz w:val="28"/>
+                <w:szCs w:val="28"/>
+              </w:rPr>
+            </w:pPr>
+            <w:r>
+              <w:rPr>
+                <w:rFonts w:eastAsia="Calibri"/>
+                <w:sz w:val="28"/>
+                <w:szCs w:val="28"/>
+              </w:rPr>
+              <w:t>Điện thoại:</w:t>
+            </w:r>
+            <w:r>
+              <w:rPr>
+                <w:rFonts w:eastAsia="Calibri"/>
+                <w:sz w:val="28"/>
+                <w:szCs w:val="28"/>
+              </w:rPr>
+              <w:t>………………………………………………………………………...</w:t>
+            </w:r>
+            <w:r>
+              <w:rPr>
+                <w:rFonts w:eastAsia="Calibri"/>
+                <w:sz w:val="28"/>
+                <w:szCs w:val="28"/>
+              </w:rPr>
+              <w:t xml:space="preserve">                                                                                                             </w:t>
             </w:r>
           </w:p>
         </w:tc>
@@ -417,27 +465,55 @@
           </w:tcPr>
           <w:p>
             <w:pPr>
-              <w:spacing w:after="120" w:line="276" w:lineRule="auto"/>
-              <w:rPr>
-                <w:rFonts w:eastAsia="Calibri"/>
-                <w:sz w:val="28"/>
-                <w:szCs w:val="28"/>
-              </w:rPr>
-            </w:pPr>
-            <w:r>
-              <w:rPr>
-                <w:rFonts w:eastAsia="Calibri"/>
-                <w:sz w:val="28"/>
-                <w:szCs w:val="28"/>
-              </w:rPr>
-              <w:t xml:space="preserve">Địa chỉ: </w:t>
-            </w:r>
-            <w:r>
-              <w:rPr>
-                <w:sz w:val="28"/>
-                <w:szCs w:val="28"/>
-              </w:rPr>
-              <w:t>TỔ 11, ẤP RANH HẠT, VĨNH THUẬN, AN GIANG</w:t>
+              <w:tabs>
+                <w:tab w:val="left" w:leader="dot" w:pos="9072"/>
+              </w:tabs>
+              <w:spacing w:after="120" w:line="276" w:lineRule="auto"/>
+              <w:rPr>
+                <w:rFonts w:eastAsia="Calibri"/>
+                <w:sz w:val="28"/>
+                <w:szCs w:val="28"/>
+              </w:rPr>
+            </w:pPr>
+            <w:r>
+              <w:rPr>
+                <w:rFonts w:eastAsia="Calibri"/>
+                <w:sz w:val="28"/>
+                <w:szCs w:val="28"/>
+              </w:rPr>
+              <w:t>Địa chỉ</w:t>
+            </w:r>
+            <w:r>
+              <w:rPr>
+                <w:rFonts w:eastAsia="Calibri"/>
+                <w:sz w:val="28"/>
+                <w:szCs w:val="28"/>
+              </w:rPr>
+              <w:t>:</w:t>
+            </w:r>
+            <w:r>
+              <w:rPr>
+                <w:rFonts w:eastAsia="Calibri"/>
+                <w:sz w:val="28"/>
+                <w:szCs w:val="28"/>
+              </w:rPr>
+              <w:t>………………………………………………………………………...</w:t>
+            </w:r>
+            <w:r>
+              <w:rPr>
+                <w:rFonts w:eastAsia="Calibri"/>
+                <w:sz w:val="28"/>
+                <w:szCs w:val="28"/>
+              </w:rPr>
+              <w:t>.....</w:t>
+            </w:r>
+            <w:r>
+              <w:rPr>
+                <w:rFonts w:eastAsia="Calibri"/>
+                <w:sz w:val="28"/>
+                <w:szCs w:val="28"/>
+              </w:rPr>
+              <w:t xml:space="preserve">                                                                                                             </w:t>
             </w:r>
           </w:p>
         </w:tc>
@@ -449,6 +525,10 @@
           </w:tcPr>
           <w:p>
             <w:pPr>
+              <w:tabs>
+                <w:tab w:val="left" w:leader="dot" w:pos="2835"/>
+                <w:tab w:val="left" w:leader="dot" w:pos="9072"/>
+              </w:tabs>
               <w:spacing w:after="120" w:line="276" w:lineRule="auto"/>
               <w:rPr>
                 <w:rFonts w:eastAsia="Calibri"/>
@@ -466,12 +546,11 @@
             </w:r>
             <w:r>
               <w:rPr>
-                <w:b/>
-                <w:bCs/>
-                <w:sz w:val="28"/>
-                <w:szCs w:val="28"/>
-              </w:rPr>
-              <w:t>091090010217</w:t>
+                <w:rFonts w:eastAsia="Calibri"/>
+                <w:sz w:val="28"/>
+                <w:szCs w:val="28"/>
+              </w:rPr>
+              <w:t>………………………………..</w:t>
             </w:r>
           </w:p>
         </w:tc>
@@ -481,29 +560,31 @@
           </w:tcPr>
           <w:p>
             <w:pPr>
-              <w:spacing w:after="120" w:line="276" w:lineRule="auto"/>
-              <w:rPr>
-                <w:rFonts w:eastAsia="Calibri"/>
-                <w:sz w:val="28"/>
-                <w:szCs w:val="28"/>
-              </w:rPr>
-            </w:pPr>
-            <w:r>
-              <w:rPr>
-                <w:rFonts w:eastAsia="Calibri"/>
-                <w:sz w:val="28"/>
-                <w:szCs w:val="28"/>
-              </w:rPr>
-              <w:t xml:space="preserve">GPLX: </w:t>
-            </w:r>
-            <w:r>
-              <w:rPr>
-                <w:b/>
-                <w:bCs/>
-                <w:sz w:val="28"/>
-                <w:szCs w:val="28"/>
-              </w:rPr>
-              <w:t xml:space="preserve">790206019675 </w:t>
+              <w:tabs>
+                <w:tab w:val="left" w:leader="dot" w:pos="9072"/>
+              </w:tabs>
+              <w:spacing w:after="120" w:line="276" w:lineRule="auto"/>
+              <w:rPr>
+                <w:rFonts w:eastAsia="Calibri"/>
+                <w:sz w:val="28"/>
+                <w:szCs w:val="28"/>
+              </w:rPr>
+            </w:pPr>
+            <w:r>
+              <w:rPr>
+                <w:rFonts w:eastAsia="Calibri"/>
+                <w:sz w:val="28"/>
+                <w:szCs w:val="28"/>
+              </w:rPr>
+              <w:t>GPLX:</w:t>
+            </w:r>
+            <w:r>
+              <w:rPr>
+                <w:rFonts w:eastAsia="Calibri"/>
+                <w:sz w:val="28"/>
+                <w:szCs w:val="28"/>
+              </w:rPr>
+              <w:t>………………………………...</w:t>
             </w:r>
           </w:p>
         </w:tc>
@@ -923,16 +1004,6 @@
                 <w:szCs w:val="28"/>
               </w:rPr>
             </w:pPr>
-            <w:r>
-              <w:rPr>
-                <w:rFonts w:eastAsia="Calibri"/>
-                <w:b/>
-                <w:bCs/>
-                <w:sz w:val="28"/>
-                <w:szCs w:val="28"/>
-              </w:rPr>
-              <w:t>68HC 001.84</w:t>
-            </w:r>
           </w:p>
         </w:tc>
       </w:tr>
@@ -1472,7 +1543,7 @@
           <w:sz w:val="28"/>
           <w:szCs w:val="28"/>
         </w:rPr>
-        <w:t>29</w:t>
+        <w:t>…</w:t>
       </w:r>
       <w:r>
         <w:rPr>
@@ -1486,7 +1557,7 @@
           <w:sz w:val="28"/>
           <w:szCs w:val="28"/>
         </w:rPr>
-        <w:t>03</w:t>
+        <w:t>…</w:t>
       </w:r>
       <w:r>
         <w:rPr>
@@ -1500,7 +1571,7 @@
           <w:sz w:val="28"/>
           <w:szCs w:val="28"/>
         </w:rPr>
-        <w:t>2026</w:t>
+        <w:t>………</w:t>
       </w:r>
       <w:r>
         <w:rPr>
@@ -2422,6 +2493,7 @@
   <w:style w:type="character" w:default="1" w:styleId="DefaultParagraphFont">
     <w:name w:val="Default Paragraph Font"/>
     <w:uiPriority w:val="1"/>
+    <w:semiHidden/>
     <w:unhideWhenUsed/>
   </w:style>
   <w:style w:type="table" w:default="1" w:styleId="TableNormal">
